--- a/docs/Results_Trends_2026.docx
+++ b/docs/Results_Trends_2026.docx
@@ -34,7 +34,7 @@
           <w:rFonts w:ascii="Times New Roman" w:hAnsi="Times New Roman"/>
           <w:sz w:val="22"/>
         </w:rPr>
-        <w:t>The three-step search strategy yielded a combined total of 206 sources across the peer-reviewed and grey literature databases (Table 1; Figure 1). The structured review of peer-reviewed academic literature addressing fisheries and futures studies (search strategy 1) identified 60 publications following manual screening. An automated database search conducted via OpenAlex (n = 2,100 records) returned an additional 720 candidate papers that passed title and abstract screening and are pending full-text eligibility assessment. Together, these constitute the evidence base for the first search strategy. The cross-sectoral foresight search (search strategy 2) identified 145 entries from government reports, consultancy publications, academic articles, and other grey literature sources addressing global megatrends and drivers. The weak signal scan (search strategy 3) remains in its initial stages, with one entry identified at the time of writing; the database is designed as a living document to be expanded continuously.</w:t>
+        <w:t>The three-step search strategy yielded a combined total of 206 sources across the peer-reviewed and grey literature databases (Table 1; Figure 1). The structured review of peer-reviewed academic literature addressing fisheries and futures studies (search strategy 1) identified 60 publications following manual screening. An automated database search conducted via OpenAlex (n = 2,100 records) returned an additional 720 candidate papers that passed title and abstract screening and are pending full-text eligibility assessment; these are not included in the quantitative analyses reported below and are treated as a supplementary evidence base pending completion of screening. The cross-sectoral foresight search (search strategy 2) identified 145 entries from government reports, consultancy publications, academic articles, and other grey literature sources addressing global megatrends and drivers. The weak signal scan (search strategy 3) remains in its initial stages, with one entry formally documented at the time of writing; the database is designed as a living document for continuous expansion.</w:t>
       </w:r>
     </w:p>
     <w:p>
@@ -84,7 +84,7 @@
           <w:rFonts w:ascii="Times New Roman" w:hAnsi="Times New Roman"/>
           <w:sz w:val="22"/>
         </w:rPr>
-        <w:t>Across the cross-sectoral foresight literature, drivers of change were distributed across five broad domains following the STEEP framework (Social, Technological, Economic, Environmental, Political). Environmental and technological drivers were identified with equal frequency (n = 41 each, 28% of all entries), followed by economic drivers (n = 33, 23%), social drivers (n = 18, 12%), and political drivers (n = 4, 3%). This distribution was broadly consistent across source types, although consultancy and business publications placed comparatively greater emphasis on technological and economic drivers, whilst government sources gave relatively more attention to social and political dimensions (Figure 4).</w:t>
+        <w:t>Across the cross-sectoral foresight literature, drivers of change were distributed across five broad domains following the STEEP framework (Social, Technological, Economic, Environmental, Political). Environmental and technological drivers were identified with equal frequency (n = 41 each, 28% of all entries), followed by economic drivers (n = 33, 23%), social drivers (n = 18, 12%), and political drivers (n = 4, 3%). A residual category of entries that did not match any single STEEP domain accounted for 8 entries (6%); these included cross-cutting themes and sources for which sufficient metadata was unavailable for unambiguous classification. The distribution was broadly consistent across source types, although consultancy and business publications placed comparatively greater emphasis on technological and economic drivers, whilst government sources gave relatively more attention to social and political dimensions (Figure 4).</w:t>
       </w:r>
     </w:p>
     <w:p>
@@ -110,7 +110,7 @@
           <w:rFonts w:ascii="Times New Roman" w:hAnsi="Times New Roman"/>
           <w:sz w:val="22"/>
         </w:rPr>
-        <w:t>Within the fisheries-specific literature (search strategy 1), the environmental domain dominated, accounting for 43% of classified entries, with climate change, overfishing, habitat destruction, by-catch, and the ecological disruption of marine food webs representing the most frequently addressed drivers. A notable absence was observed in the technological domain, which accounted for no fisheries-specific entries despite constituting 28% of the cross-sectoral megatrend database. This represents the largest disciplinary gap identified in the review (Figure 5), suggesting that the implications of technological transformation for fisheries systems remain poorly integrated into futures-oriented fisheries research.</w:t>
+        <w:t>Within the fisheries-specific literature (search strategy 1), the environmental domain was strongly dominant, accounting for 53% of classified entries (n = 32), with climate change, overfishing, habitat destruction, by-catch, and the ecological disruption of marine food webs representing the most frequently addressed drivers. A further 32% of entries (n = 19) could not be assigned to a single STEEP domain; of these, approximately half comprised entries with insufficient metadata for classification (no trend label, title, or descriptive details in the database), whilst the remainder were entries describing methodological approaches — such as scenario analysis or driver frameworks — rather than substantive thematic content. Amongst classifiable entries, no fisheries-specific entry was assigned to the technological domain, representing the largest disciplinary gap identified in the review (Figure 5).</w:t>
       </w:r>
     </w:p>
     <w:p>
@@ -147,7 +147,7 @@
           <w:rFonts w:ascii="Times New Roman" w:hAnsi="Times New Roman"/>
           <w:sz w:val="22"/>
         </w:rPr>
-        <w:t>Cross-cutting trends identified across both the fisheries-specific and cross-sectoral literature included globalisation and the shifting geography of economic power, demographic change — particularly in relation to food demand in low- and middle-income countries — and increasing competition for natural resources. Economic trends, including market volatility, the restructuring of global trade, and the growing economic weight of emerging markets, were more prominently addressed in cross-sectoral foresight sources than in fisheries-specific literature, indicating that economic foresight methodologies remain underutilised within fisheries research.</w:t>
+        <w:t>Cross-cutting trends identified across both the fisheries-specific and cross-sectoral literature included globalisation and the shifting geography of economic power, demographic change — particularly in relation to food demand in low- and middle-income countries — and increasing competition for natural resources. Economic trends, including market volatility, the restructuring of global trade, and the growing economic weight of emerging markets, were more prominently addressed in cross-sectoral foresight sources than in fisheries-specific literature (gap = +15 percentage points), suggesting that economic foresight methodologies remain underutilised within fisheries research.</w:t>
       </w:r>
     </w:p>
     <w:p>
@@ -189,6 +189,19 @@
     </w:p>
     <w:p>
       <w:pPr>
+        <w:spacing w:after="120"/>
+        <w:ind w:firstLine="0"/>
+      </w:pPr>
+      <w:r>
+        <w:rPr>
+          <w:rFonts w:ascii="Times New Roman" w:hAnsi="Times New Roman"/>
+          <w:sz w:val="22"/>
+        </w:rPr>
+        <w:t>It should be noted that signal detection at this stage is explicitly presented as a methodological protocol and an initial scan rather than a completed systematic search. The database is intended as a living document to be expanded collaboratively by the research community; the signals identified here are therefore indicative of the types of early-stage changes that warrant monitoring, rather than representative of the full landscape of emerging developments in the sector.</w:t>
+      </w:r>
+    </w:p>
+    <w:p>
+      <w:pPr>
         <w:spacing w:after="80"/>
       </w:pPr>
       <w:r>
@@ -197,7 +210,7 @@
           <w:i/>
           <w:sz w:val="20"/>
         </w:rPr>
-        <w:t>[Author note: Expand signal entries before submission. Consider adding 2–3 concrete examples with source, date, and description as per the database template.]</w:t>
+        <w:t>[Author note: Expand signal entries before submission. Add 2–3 concrete examples with source, date, and description as per the database template. Consider adding the geopolitical Arctic signal and the alternative protein signal as fully documented entries.]</w:t>
       </w:r>
     </w:p>
     <w:sectPr>
